--- a/onboarding/DentaScale-Kickoff-Checklist-INTERNAL.docx
+++ b/onboarding/DentaScale-Kickoff-Checklist-INTERNAL.docx
@@ -150,7 +150,7 @@
           <w:sz w:val="21"/>
           <w:szCs w:val="21"/>
         </w:rPr>
-        <w:t xml:space="preserve">Book the kickoff call and the content shoot</w:t>
+        <w:t xml:space="preserve">Book the kickoff call and send the shot list and scripts</w:t>
       </w:r>
     </w:p>
     <w:p>
@@ -300,7 +300,7 @@
           <w:sz w:val="21"/>
           <w:szCs w:val="21"/>
         </w:rPr>
-        <w:t xml:space="preserve">Confirm where leads should be delivered and test the notification</w:t>
+        <w:t xml:space="preserve">Get calendar access, and test the lead notification and our call workflow</w:t>
       </w:r>
     </w:p>
     <w:p>
@@ -374,26 +374,26 @@
           <w:sz w:val="21"/>
           <w:szCs w:val="21"/>
         </w:rPr>
-        <w:t xml:space="preserve">Walk the front desk through the Lead-to-Chair System</w:t>
-      </w:r>
-    </w:p>
-    <w:p>
-      <w:pPr>
-        <w:pStyle w:val="ListParagraph"/>
-        <w:numPr>
-          <w:ilvl w:val="0"/>
-          <w:numId w:val="2"/>
-        </w:numPr>
-        <w:spacing w:after="75" w:line="272"/>
-      </w:pPr>
-      <w:r>
-        <w:rPr>
-          <w:rFonts w:ascii="Calibri" w:cs="Calibri" w:eastAsia="Calibri" w:hAnsi="Calibri"/>
-          <w:color w:val="1A1A1A"/>
-          <w:sz w:val="21"/>
-          <w:szCs w:val="21"/>
-        </w:rPr>
-        <w:t xml:space="preserve">Confirm the shoot date, location, and who will be on camera</w:t>
+        <w:t xml:space="preserve">Agree call hours, consult slots, booking rules, and who we book (treatments, area)</w:t>
+      </w:r>
+    </w:p>
+    <w:p>
+      <w:pPr>
+        <w:pStyle w:val="ListParagraph"/>
+        <w:numPr>
+          <w:ilvl w:val="0"/>
+          <w:numId w:val="2"/>
+        </w:numPr>
+        <w:spacing w:after="75" w:line="272"/>
+      </w:pPr>
+      <w:r>
+        <w:rPr>
+          <w:rFonts w:ascii="Calibri" w:cs="Calibri" w:eastAsia="Calibri" w:hAnsi="Calibri"/>
+          <w:color w:val="1A1A1A"/>
+          <w:sz w:val="21"/>
+          <w:szCs w:val="21"/>
+        </w:rPr>
+        <w:t xml:space="preserve">Confirm who is on camera and the date the footage is due</w:t>
       </w:r>
     </w:p>
     <w:p>
@@ -410,26 +410,26 @@
           <w:sz w:val="26"/>
           <w:szCs w:val="26"/>
         </w:rPr>
-        <w:t xml:space="preserve">Days 3–4 — content shoot</w:t>
-      </w:r>
-    </w:p>
-    <w:p>
-      <w:pPr>
-        <w:pStyle w:val="ListParagraph"/>
-        <w:numPr>
-          <w:ilvl w:val="0"/>
-          <w:numId w:val="2"/>
-        </w:numPr>
-        <w:spacing w:after="75" w:line="272"/>
-      </w:pPr>
-      <w:r>
-        <w:rPr>
-          <w:rFonts w:ascii="Calibri" w:cs="Calibri" w:eastAsia="Calibri" w:hAnsi="Calibri"/>
-          <w:color w:val="1A1A1A"/>
-          <w:sz w:val="21"/>
-          <w:szCs w:val="21"/>
-        </w:rPr>
-        <w:t xml:space="preserve">Shoot footage against the agreed shot list</w:t>
+        <w:t xml:space="preserve">Days 3–4 — footage and editing</w:t>
+      </w:r>
+    </w:p>
+    <w:p>
+      <w:pPr>
+        <w:pStyle w:val="ListParagraph"/>
+        <w:numPr>
+          <w:ilvl w:val="0"/>
+          <w:numId w:val="2"/>
+        </w:numPr>
+        <w:spacing w:after="75" w:line="272"/>
+      </w:pPr>
+      <w:r>
+        <w:rPr>
+          <w:rFonts w:ascii="Calibri" w:cs="Calibri" w:eastAsia="Calibri" w:hAnsi="Calibri"/>
+          <w:color w:val="1A1A1A"/>
+          <w:sz w:val="21"/>
+          <w:szCs w:val="21"/>
+        </w:rPr>
+        <w:t xml:space="preserve">Receive the client's footage against the shot list (chase if late)</w:t>
       </w:r>
     </w:p>
     <w:p>
@@ -541,7 +541,7 @@
           <w:sz w:val="21"/>
           <w:szCs w:val="21"/>
         </w:rPr>
-        <w:t xml:space="preserve">Test the full path: ad click through to lead notification</w:t>
+        <w:t xml:space="preserve">Test the full path: ad click, lead notification, our call, a test booking in their calendar</w:t>
       </w:r>
     </w:p>
     <w:p>
